--- a/LULU_BOND_AGREEMENT_AND_CERTIFICATE_DRAFT_TEMPLATE.docx
+++ b/LULU_BOND_AGREEMENT_AND_CERTIFICATE_DRAFT_TEMPLATE.docx
@@ -52,7 +52,7 @@
         <w:jc w:val="both"/>
       </w:pPr>
       <w:r>
-        <w:t>LULU HOLDING CORP., a duly organized corporation with principal business address at ______________________________, represented herein by its authorized representative, Mr. Jhon Joem Ramirez, hereinafter referred to as the Company;</w:t>
+        <w:t>LULU HOLDING CORP., a duly organized corporation with principal business address at ______________________________, represented herein by its authorized representative, Mr. Prince Khino Batilo Armonia, hereinafter referred to as the Company;</w:t>
       </w:r>
     </w:p>
     <w:p>
@@ -865,7 +865,7 @@
                 <w:rFonts w:ascii="Arial" w:hAnsi="Arial"/>
                 <w:sz w:val="18"/>
               </w:rPr>
-              <w:t>Jhon Joem Ramirez</w:t>
+              <w:t>Prince Khino Batilo Armonia</w:t>
             </w:r>
           </w:p>
         </w:tc>
@@ -1437,7 +1437,7 @@
                 <w:rFonts w:ascii="Arial" w:hAnsi="Arial"/>
                 <w:sz w:val="18"/>
               </w:rPr>
-              <w:t>Jhon Joem Ramirez</w:t>
+              <w:t>Prince Khino Batilo Armonia</w:t>
             </w:r>
           </w:p>
         </w:tc>
@@ -2462,7 +2462,7 @@
                 <w:rFonts w:ascii="Arial" w:hAnsi="Arial"/>
                 <w:sz w:val="18"/>
               </w:rPr>
-              <w:t>Jhon Joem Ramirez</w:t>
+              <w:t>Prince Khino Batilo Armonia</w:t>
             </w:r>
           </w:p>
         </w:tc>
